--- a/docs/report/RubriQ_Viva_Script.docx
+++ b/docs/report/RubriQ_Viva_Script.docx
@@ -1355,23 +1355,7 @@
           <w:i w:val="0"/>
           <w:sz w:val="24"/>
         </w:rPr>
-        <w:t xml:space="preserve"> —</w:t>
-      </w:r>
-    </w:p>
-    <w:p>
-      <w:pPr>
-        <w:spacing w:line="360" w:lineRule="auto" w:after="120"/>
-        <w:ind w:left="0"/>
-        <w:jc w:val="left"/>
-      </w:pPr>
-      <w:r>
-        <w:rPr>
-          <w:rFonts w:ascii="Times New Roman" w:hAnsi="Times New Roman"/>
-          <w:b w:val="0"/>
-          <w:i w:val="0"/>
-          <w:sz w:val="24"/>
-        </w:rPr>
-        <w:t xml:space="preserve">   &gt; "At a glance: what each student did and didn't follow."</w:t>
+        <w:t xml:space="preserve"> —    &gt; "At a glance: what each student did and didn't follow."</w:t>
       </w:r>
     </w:p>
     <w:p>
@@ -1395,23 +1379,7 @@
           <w:i w:val="0"/>
           <w:sz w:val="24"/>
         </w:rPr>
-        <w:t xml:space="preserve"> —</w:t>
-      </w:r>
-    </w:p>
-    <w:p>
-      <w:pPr>
-        <w:spacing w:line="360" w:lineRule="auto" w:after="120"/>
-        <w:ind w:left="0"/>
-        <w:jc w:val="left"/>
-      </w:pPr>
-      <w:r>
-        <w:rPr>
-          <w:rFonts w:ascii="Times New Roman" w:hAnsi="Times New Roman"/>
-          <w:b w:val="0"/>
-          <w:i w:val="0"/>
-          <w:sz w:val="24"/>
-        </w:rPr>
-        <w:t xml:space="preserve">   &gt; "This one submitted two days late, so twenty percent came off the total.    &gt; The system worked that out, not me."</w:t>
+        <w:t xml:space="preserve"> —    &gt; "This one submitted two days late, so twenty percent came off the total.    &gt; The system worked that out, not me."</w:t>
       </w:r>
     </w:p>
     <w:p>
@@ -1435,23 +1403,7 @@
           <w:i w:val="0"/>
           <w:sz w:val="24"/>
         </w:rPr>
-        <w:t xml:space="preserve"> —</w:t>
-      </w:r>
-    </w:p>
-    <w:p>
-      <w:pPr>
-        <w:spacing w:line="360" w:lineRule="auto" w:after="120"/>
-        <w:ind w:left="0"/>
-        <w:jc w:val="left"/>
-      </w:pPr>
-      <w:r>
-        <w:rPr>
-          <w:rFonts w:ascii="Times New Roman" w:hAnsi="Times New Roman"/>
-          <w:b w:val="0"/>
-          <w:i w:val="0"/>
-          <w:sz w:val="24"/>
-        </w:rPr>
-        <w:t xml:space="preserve">   &gt; "This one is marked absent, and notice it says ABSENT, not zero. They're    &gt; different things — absent means they didn't attend, zero means they tried    &gt; and scored nothing. The reports keep them apart too."</w:t>
+        <w:t xml:space="preserve"> —    &gt; "This one is marked absent, and notice it says ABSENT, not zero. They're    &gt; different things — absent means they didn't attend, zero means they tried    &gt; and scored nothing. The reports keep them apart too."</w:t>
       </w:r>
     </w:p>
     <w:p>
@@ -1475,23 +1427,7 @@
           <w:i w:val="0"/>
           <w:sz w:val="24"/>
         </w:rPr>
-        <w:t xml:space="preserve"> —</w:t>
-      </w:r>
-    </w:p>
-    <w:p>
-      <w:pPr>
-        <w:spacing w:line="360" w:lineRule="auto" w:after="120"/>
-        <w:ind w:left="0"/>
-        <w:jc w:val="left"/>
-      </w:pPr>
-      <w:r>
-        <w:rPr>
-          <w:rFonts w:ascii="Times New Roman" w:hAnsi="Times New Roman"/>
-          <w:b w:val="0"/>
-          <w:i w:val="0"/>
-          <w:sz w:val="24"/>
-        </w:rPr>
-        <w:t xml:space="preserve">   &gt; "And this student never submitted. They still get a row. If they    &gt; disappeared from the list, they'd be easy to forget."</w:t>
+        <w:t xml:space="preserve"> —    &gt; "And this student never submitted. They still get a row. If they    &gt; disappeared from the list, they'd be easy to forget."</w:t>
       </w:r>
     </w:p>
     <w:p>
